--- a/backend/staging/123_ChargeSheet.docx
+++ b/backend/staging/123_ChargeSheet.docx
@@ -19,9 +19,6 @@
         <w:jc w:val="center"/>
       </w:pPr>
       <w:r>
-        <w:rPr>
-          <w:sz w:val="22"/>
-        </w:rPr>
         <w:t>(UNDER SECTION 193 BNSS.)</w:t>
       </w:r>
     </w:p>
@@ -32,9 +29,8 @@
       <w:r>
         <w:rPr>
           <w:b/>
-          <w:sz w:val="22"/>
         </w:rPr>
-        <w:t>IN THE COURT OF ADDL. JUDICIAL FIRST CLASS MAGISTRATE AT MAKTHAL</w:t>
+        <w:t xml:space="preserve">IN THE COURT OF ADDL. JUDICIAL FIRST CLASS MAGISTRATE AT MAKTHAL</w:t>
       </w:r>
     </w:p>
     <w:p/>
@@ -44,14 +40,14 @@
         <w:tblLook w:firstColumn="1" w:firstRow="1" w:lastColumn="0" w:lastRow="0" w:noHBand="0" w:noVBand="1" w:val="04A0"/>
       </w:tblPr>
       <w:tblGrid>
-        <w:gridCol w:w="3513"/>
-        <w:gridCol w:w="3513"/>
-        <w:gridCol w:w="3513"/>
+        <w:gridCol w:w="3324"/>
+        <w:gridCol w:w="3324"/>
+        <w:gridCol w:w="3324"/>
       </w:tblGrid>
       <w:tr>
         <w:tc>
           <w:tcPr>
-            <w:tcW w:type="dxa" w:w="680"/>
+            <w:tcW w:type="dxa" w:w="3324"/>
             <w:tcBorders>
               <w:top w:val="single" w:sz="4" w:color="000000"/>
               <w:left w:val="single" w:sz="4" w:color="000000"/>
@@ -64,17 +60,13 @@
               <w:jc w:val="center"/>
             </w:pPr>
             <w:r>
-              <w:rPr>
-                <w:b/>
-                <w:sz w:val="20"/>
-              </w:rPr>
               <w:t>01</w:t>
             </w:r>
           </w:p>
         </w:tc>
         <w:tc>
           <w:tcPr>
-            <w:tcW w:type="dxa" w:w="2835"/>
+            <w:tcW w:type="dxa" w:w="3324"/>
             <w:tcBorders>
               <w:top w:val="single" w:sz="4" w:color="000000"/>
               <w:left w:val="single" w:sz="4" w:color="000000"/>
@@ -84,17 +76,13 @@
           </w:tcPr>
           <w:p>
             <w:r>
-              <w:rPr>
-                <w:b/>
-                <w:sz w:val="20"/>
-              </w:rPr>
               <w:t>Dist / PS / FIR</w:t>
             </w:r>
           </w:p>
         </w:tc>
         <w:tc>
           <w:tcPr>
-            <w:tcW w:type="dxa" w:w="5669"/>
+            <w:tcW w:type="dxa" w:w="3324"/>
             <w:tcBorders>
               <w:top w:val="single" w:sz="4" w:color="000000"/>
               <w:left w:val="single" w:sz="4" w:color="000000"/>
@@ -104,10 +92,7 @@
           </w:tcPr>
           <w:p>
             <w:r>
-              <w:rPr>
-                <w:sz w:val="20"/>
-              </w:rPr>
-              <w:t>Dist.:- Narayanpet Police Station: Makthal FIR. No: 123 Dated: 22.02.2026</w:t>
+              <w:t xml:space="preserve">Dist.:- Narayanpet Police Station: Makthal FIR. No: 123 Dated: </w:t>
             </w:r>
           </w:p>
         </w:tc>
@@ -115,7 +100,7 @@
       <w:tr>
         <w:tc>
           <w:tcPr>
-            <w:tcW w:type="dxa" w:w="680"/>
+            <w:tcW w:type="dxa" w:w="3324"/>
             <w:tcBorders>
               <w:top w:val="single" w:sz="4" w:color="000000"/>
               <w:left w:val="single" w:sz="4" w:color="000000"/>
@@ -128,17 +113,13 @@
               <w:jc w:val="center"/>
             </w:pPr>
             <w:r>
-              <w:rPr>
-                <w:b/>
-                <w:sz w:val="20"/>
-              </w:rPr>
               <w:t>02</w:t>
             </w:r>
           </w:p>
         </w:tc>
         <w:tc>
           <w:tcPr>
-            <w:tcW w:type="dxa" w:w="2835"/>
+            <w:tcW w:type="dxa" w:w="3324"/>
             <w:tcBorders>
               <w:top w:val="single" w:sz="4" w:color="000000"/>
               <w:left w:val="single" w:sz="4" w:color="000000"/>
@@ -148,17 +129,13 @@
           </w:tcPr>
           <w:p>
             <w:r>
-              <w:rPr>
-                <w:b/>
-                <w:sz w:val="20"/>
-              </w:rPr>
               <w:t>Final Report/Charge Sheet No.</w:t>
             </w:r>
           </w:p>
         </w:tc>
         <w:tc>
           <w:tcPr>
-            <w:tcW w:type="dxa" w:w="5669"/>
+            <w:tcW w:type="dxa" w:w="3324"/>
             <w:tcBorders>
               <w:top w:val="single" w:sz="4" w:color="000000"/>
               <w:left w:val="single" w:sz="4" w:color="000000"/>
@@ -168,9 +145,6 @@
           </w:tcPr>
           <w:p>
             <w:r>
-              <w:rPr>
-                <w:sz w:val="20"/>
-              </w:rPr>
               <w:t xml:space="preserve">          /2026</w:t>
             </w:r>
           </w:p>
@@ -179,7 +153,7 @@
       <w:tr>
         <w:tc>
           <w:tcPr>
-            <w:tcW w:type="dxa" w:w="680"/>
+            <w:tcW w:type="dxa" w:w="3324"/>
             <w:tcBorders>
               <w:top w:val="single" w:sz="4" w:color="000000"/>
               <w:left w:val="single" w:sz="4" w:color="000000"/>
@@ -192,17 +166,13 @@
               <w:jc w:val="center"/>
             </w:pPr>
             <w:r>
-              <w:rPr>
-                <w:b/>
-                <w:sz w:val="20"/>
-              </w:rPr>
               <w:t>03</w:t>
             </w:r>
           </w:p>
         </w:tc>
         <w:tc>
           <w:tcPr>
-            <w:tcW w:type="dxa" w:w="2835"/>
+            <w:tcW w:type="dxa" w:w="3324"/>
             <w:tcBorders>
               <w:top w:val="single" w:sz="4" w:color="000000"/>
               <w:left w:val="single" w:sz="4" w:color="000000"/>
@@ -212,17 +182,13 @@
           </w:tcPr>
           <w:p>
             <w:r>
-              <w:rPr>
-                <w:b/>
-                <w:sz w:val="20"/>
-              </w:rPr>
               <w:t>Date</w:t>
             </w:r>
           </w:p>
         </w:tc>
         <w:tc>
           <w:tcPr>
-            <w:tcW w:type="dxa" w:w="5669"/>
+            <w:tcW w:type="dxa" w:w="3324"/>
             <w:tcBorders>
               <w:top w:val="single" w:sz="4" w:color="000000"/>
               <w:left w:val="single" w:sz="4" w:color="000000"/>
@@ -232,10 +198,7 @@
           </w:tcPr>
           <w:p>
             <w:r>
-              <w:rPr>
-                <w:sz w:val="20"/>
-              </w:rPr>
-              <w:t>31.03.2026</w:t>
+              <w:t xml:space="preserve">02.04.2026</w:t>
             </w:r>
           </w:p>
         </w:tc>
@@ -243,7 +206,7 @@
       <w:tr>
         <w:tc>
           <w:tcPr>
-            <w:tcW w:type="dxa" w:w="680"/>
+            <w:tcW w:type="dxa" w:w="3324"/>
             <w:tcBorders>
               <w:top w:val="single" w:sz="4" w:color="000000"/>
               <w:left w:val="single" w:sz="4" w:color="000000"/>
@@ -256,17 +219,13 @@
               <w:jc w:val="center"/>
             </w:pPr>
             <w:r>
-              <w:rPr>
-                <w:b/>
-                <w:sz w:val="20"/>
-              </w:rPr>
               <w:t>04</w:t>
             </w:r>
           </w:p>
         </w:tc>
         <w:tc>
           <w:tcPr>
-            <w:tcW w:type="dxa" w:w="2835"/>
+            <w:tcW w:type="dxa" w:w="3324"/>
             <w:tcBorders>
               <w:top w:val="single" w:sz="4" w:color="000000"/>
               <w:left w:val="single" w:sz="4" w:color="000000"/>
@@ -276,17 +235,13 @@
           </w:tcPr>
           <w:p>
             <w:r>
-              <w:rPr>
-                <w:b/>
-                <w:sz w:val="20"/>
-              </w:rPr>
               <w:t>Act/Sections.</w:t>
             </w:r>
           </w:p>
         </w:tc>
         <w:tc>
           <w:tcPr>
-            <w:tcW w:type="dxa" w:w="5669"/>
+            <w:tcW w:type="dxa" w:w="3324"/>
             <w:tcBorders>
               <w:top w:val="single" w:sz="4" w:color="000000"/>
               <w:left w:val="single" w:sz="4" w:color="000000"/>
@@ -296,9 +251,7 @@
           </w:tcPr>
           <w:p>
             <w:r>
-              <w:rPr>
-                <w:sz w:val="20"/>
-              </w:rPr>
+              <w:t xml:space="preserve"/>
             </w:r>
           </w:p>
         </w:tc>
@@ -306,7 +259,7 @@
       <w:tr>
         <w:tc>
           <w:tcPr>
-            <w:tcW w:type="dxa" w:w="680"/>
+            <w:tcW w:type="dxa" w:w="3324"/>
             <w:tcBorders>
               <w:top w:val="single" w:sz="4" w:color="000000"/>
               <w:left w:val="single" w:sz="4" w:color="000000"/>
@@ -319,17 +272,13 @@
               <w:jc w:val="center"/>
             </w:pPr>
             <w:r>
-              <w:rPr>
-                <w:b/>
-                <w:sz w:val="20"/>
-              </w:rPr>
               <w:t>05</w:t>
             </w:r>
           </w:p>
         </w:tc>
         <w:tc>
           <w:tcPr>
-            <w:tcW w:type="dxa" w:w="2835"/>
+            <w:tcW w:type="dxa" w:w="3324"/>
             <w:tcBorders>
               <w:top w:val="single" w:sz="4" w:color="000000"/>
               <w:left w:val="single" w:sz="4" w:color="000000"/>
@@ -339,17 +288,13 @@
           </w:tcPr>
           <w:p>
             <w:r>
-              <w:rPr>
-                <w:b/>
-                <w:sz w:val="20"/>
-              </w:rPr>
               <w:t>Type of Final Report</w:t>
             </w:r>
           </w:p>
         </w:tc>
         <w:tc>
           <w:tcPr>
-            <w:tcW w:type="dxa" w:w="5669"/>
+            <w:tcW w:type="dxa" w:w="3324"/>
             <w:tcBorders>
               <w:top w:val="single" w:sz="4" w:color="000000"/>
               <w:left w:val="single" w:sz="4" w:color="000000"/>
@@ -359,9 +304,6 @@
           </w:tcPr>
           <w:p>
             <w:r>
-              <w:rPr>
-                <w:sz w:val="20"/>
-              </w:rPr>
               <w:t>Charge sheet</w:t>
             </w:r>
           </w:p>
@@ -370,7 +312,7 @@
       <w:tr>
         <w:tc>
           <w:tcPr>
-            <w:tcW w:type="dxa" w:w="680"/>
+            <w:tcW w:type="dxa" w:w="3324"/>
             <w:tcBorders>
               <w:top w:val="single" w:sz="4" w:color="000000"/>
               <w:left w:val="single" w:sz="4" w:color="000000"/>
@@ -383,17 +325,13 @@
               <w:jc w:val="center"/>
             </w:pPr>
             <w:r>
-              <w:rPr>
-                <w:b/>
-                <w:sz w:val="20"/>
-              </w:rPr>
               <w:t>06</w:t>
             </w:r>
           </w:p>
         </w:tc>
         <w:tc>
           <w:tcPr>
-            <w:tcW w:type="dxa" w:w="2835"/>
+            <w:tcW w:type="dxa" w:w="3324"/>
             <w:tcBorders>
               <w:top w:val="single" w:sz="4" w:color="000000"/>
               <w:left w:val="single" w:sz="4" w:color="000000"/>
@@ -403,17 +341,13 @@
           </w:tcPr>
           <w:p>
             <w:r>
-              <w:rPr>
-                <w:b/>
-                <w:sz w:val="20"/>
-              </w:rPr>
-              <w:t>F.R. Un occurred (False/Mistake of fact/Mistake of Law/Non cognizable/Civil Nature)</w:t>
+              <w:t>F.R. Un occurred</w:t>
             </w:r>
           </w:p>
         </w:tc>
         <w:tc>
           <w:tcPr>
-            <w:tcW w:type="dxa" w:w="5669"/>
+            <w:tcW w:type="dxa" w:w="3324"/>
             <w:tcBorders>
               <w:top w:val="single" w:sz="4" w:color="000000"/>
               <w:left w:val="single" w:sz="4" w:color="000000"/>
@@ -423,9 +357,6 @@
           </w:tcPr>
           <w:p>
             <w:r>
-              <w:rPr>
-                <w:sz w:val="20"/>
-              </w:rPr>
               <w:t>---</w:t>
             </w:r>
           </w:p>
@@ -434,7 +365,7 @@
       <w:tr>
         <w:tc>
           <w:tcPr>
-            <w:tcW w:type="dxa" w:w="680"/>
+            <w:tcW w:type="dxa" w:w="3324"/>
             <w:tcBorders>
               <w:top w:val="single" w:sz="4" w:color="000000"/>
               <w:left w:val="single" w:sz="4" w:color="000000"/>
@@ -447,17 +378,13 @@
               <w:jc w:val="center"/>
             </w:pPr>
             <w:r>
-              <w:rPr>
-                <w:b/>
-                <w:sz w:val="20"/>
-              </w:rPr>
               <w:t>07</w:t>
             </w:r>
           </w:p>
         </w:tc>
         <w:tc>
           <w:tcPr>
-            <w:tcW w:type="dxa" w:w="2835"/>
+            <w:tcW w:type="dxa" w:w="3324"/>
             <w:tcBorders>
               <w:top w:val="single" w:sz="4" w:color="000000"/>
               <w:left w:val="single" w:sz="4" w:color="000000"/>
@@ -467,17 +394,13 @@
           </w:tcPr>
           <w:p>
             <w:r>
-              <w:rPr>
-                <w:b/>
-                <w:sz w:val="20"/>
-              </w:rPr>
-              <w:t>If Charge sheet (Original/supplementary)</w:t>
+              <w:t>Original/supplementary</w:t>
             </w:r>
           </w:p>
         </w:tc>
         <w:tc>
           <w:tcPr>
-            <w:tcW w:type="dxa" w:w="5669"/>
+            <w:tcW w:type="dxa" w:w="3324"/>
             <w:tcBorders>
               <w:top w:val="single" w:sz="4" w:color="000000"/>
               <w:left w:val="single" w:sz="4" w:color="000000"/>
@@ -487,9 +410,6 @@
           </w:tcPr>
           <w:p>
             <w:r>
-              <w:rPr>
-                <w:sz w:val="20"/>
-              </w:rPr>
               <w:t>Original</w:t>
             </w:r>
           </w:p>
@@ -498,7 +418,7 @@
       <w:tr>
         <w:tc>
           <w:tcPr>
-            <w:tcW w:type="dxa" w:w="680"/>
+            <w:tcW w:type="dxa" w:w="3324"/>
             <w:tcBorders>
               <w:top w:val="single" w:sz="4" w:color="000000"/>
               <w:left w:val="single" w:sz="4" w:color="000000"/>
@@ -511,17 +431,13 @@
               <w:jc w:val="center"/>
             </w:pPr>
             <w:r>
-              <w:rPr>
-                <w:b/>
-                <w:sz w:val="20"/>
-              </w:rPr>
               <w:t>08</w:t>
             </w:r>
           </w:p>
         </w:tc>
         <w:tc>
           <w:tcPr>
-            <w:tcW w:type="dxa" w:w="2835"/>
+            <w:tcW w:type="dxa" w:w="3324"/>
             <w:tcBorders>
               <w:top w:val="single" w:sz="4" w:color="000000"/>
               <w:left w:val="single" w:sz="4" w:color="000000"/>
@@ -531,17 +447,13 @@
           </w:tcPr>
           <w:p>
             <w:r>
-              <w:rPr>
-                <w:b/>
-                <w:sz w:val="20"/>
-              </w:rPr>
-              <w:t>Names of the investigating officers</w:t>
+              <w:t>Names of I.O.</w:t>
             </w:r>
           </w:p>
         </w:tc>
         <w:tc>
           <w:tcPr>
-            <w:tcW w:type="dxa" w:w="5669"/>
+            <w:tcW w:type="dxa" w:w="3324"/>
             <w:tcBorders>
               <w:top w:val="single" w:sz="4" w:color="000000"/>
               <w:left w:val="single" w:sz="4" w:color="000000"/>
@@ -551,10 +463,7 @@
           </w:tcPr>
           <w:p>
             <w:r>
-              <w:rPr>
-                <w:sz w:val="20"/>
-              </w:rPr>
-              <w:t>Sri. , Sub Inspector of Police PS Makthal (IO &amp; Filed Charge sheet)</w:t>
+              <w:t xml:space="preserve">Sri. , Sub Inspector of Police PS Makthal</w:t>
             </w:r>
           </w:p>
         </w:tc>
@@ -562,7 +471,7 @@
       <w:tr>
         <w:tc>
           <w:tcPr>
-            <w:tcW w:type="dxa" w:w="680"/>
+            <w:tcW w:type="dxa" w:w="3324"/>
             <w:tcBorders>
               <w:top w:val="single" w:sz="4" w:color="000000"/>
               <w:left w:val="single" w:sz="4" w:color="000000"/>
@@ -575,17 +484,13 @@
               <w:jc w:val="center"/>
             </w:pPr>
             <w:r>
-              <w:rPr>
-                <w:b/>
-                <w:sz w:val="20"/>
-              </w:rPr>
               <w:t>09</w:t>
             </w:r>
           </w:p>
         </w:tc>
         <w:tc>
           <w:tcPr>
-            <w:tcW w:type="dxa" w:w="2835"/>
+            <w:tcW w:type="dxa" w:w="3324"/>
             <w:tcBorders>
               <w:top w:val="single" w:sz="4" w:color="000000"/>
               <w:left w:val="single" w:sz="4" w:color="000000"/>
@@ -595,17 +500,13 @@
           </w:tcPr>
           <w:p>
             <w:r>
-              <w:rPr>
-                <w:b/>
-                <w:sz w:val="20"/>
-              </w:rPr>
-              <w:t>Name of the complainant/informant with father's/Husband's name</w:t>
+              <w:t>Name of complainant</w:t>
             </w:r>
           </w:p>
         </w:tc>
         <w:tc>
           <w:tcPr>
-            <w:tcW w:type="dxa" w:w="5669"/>
+            <w:tcW w:type="dxa" w:w="3324"/>
             <w:tcBorders>
               <w:top w:val="single" w:sz="4" w:color="000000"/>
               <w:left w:val="single" w:sz="4" w:color="000000"/>
@@ -615,10 +516,7 @@
           </w:tcPr>
           <w:p>
             <w:r>
-              <w:rPr>
-                <w:sz w:val="20"/>
-              </w:rPr>
-              <w:t>Sri.  S/o , Age: None years, Caste: , Occ: , R/o , Ph.</w:t>
+              <w:t xml:space="preserve">[ ]</w:t>
             </w:r>
           </w:p>
         </w:tc>
@@ -626,7 +524,7 @@
       <w:tr>
         <w:tc>
           <w:tcPr>
-            <w:tcW w:type="dxa" w:w="680"/>
+            <w:tcW w:type="dxa" w:w="3324"/>
             <w:tcBorders>
               <w:top w:val="single" w:sz="4" w:color="000000"/>
               <w:left w:val="single" w:sz="4" w:color="000000"/>
@@ -639,17 +537,13 @@
               <w:jc w:val="center"/>
             </w:pPr>
             <w:r>
-              <w:rPr>
-                <w:b/>
-                <w:sz w:val="20"/>
-              </w:rPr>
               <w:t>10</w:t>
             </w:r>
           </w:p>
         </w:tc>
         <w:tc>
           <w:tcPr>
-            <w:tcW w:type="dxa" w:w="2835"/>
+            <w:tcW w:type="dxa" w:w="3324"/>
             <w:tcBorders>
               <w:top w:val="single" w:sz="4" w:color="000000"/>
               <w:left w:val="single" w:sz="4" w:color="000000"/>
@@ -659,17 +553,13 @@
           </w:tcPr>
           <w:p>
             <w:r>
-              <w:rPr>
-                <w:b/>
-                <w:sz w:val="20"/>
-              </w:rPr>
-              <w:t>Detail of properties/Articles Documents Recovered/Seized during investigation</w:t>
+              <w:t>Property Recovered/Seized</w:t>
             </w:r>
           </w:p>
         </w:tc>
         <w:tc>
           <w:tcPr>
-            <w:tcW w:type="dxa" w:w="5669"/>
+            <w:tcW w:type="dxa" w:w="3324"/>
             <w:tcBorders>
               <w:top w:val="single" w:sz="4" w:color="000000"/>
               <w:left w:val="single" w:sz="4" w:color="000000"/>
@@ -679,9 +569,7 @@
           </w:tcPr>
           <w:p>
             <w:r>
-              <w:rPr>
-                <w:sz w:val="20"/>
-              </w:rPr>
+              <w:t xml:space="preserve">---</w:t>
             </w:r>
           </w:p>
         </w:tc>
@@ -689,7 +577,7 @@
       <w:tr>
         <w:tc>
           <w:tcPr>
-            <w:tcW w:type="dxa" w:w="680"/>
+            <w:tcW w:type="dxa" w:w="3324"/>
             <w:tcBorders>
               <w:top w:val="single" w:sz="4" w:color="000000"/>
               <w:left w:val="single" w:sz="4" w:color="000000"/>
@@ -702,17 +590,13 @@
               <w:jc w:val="center"/>
             </w:pPr>
             <w:r>
-              <w:rPr>
-                <w:b/>
-                <w:sz w:val="20"/>
-              </w:rPr>
               <w:t>11</w:t>
             </w:r>
           </w:p>
         </w:tc>
         <w:tc>
           <w:tcPr>
-            <w:tcW w:type="dxa" w:w="2835"/>
+            <w:tcW w:type="dxa" w:w="3324"/>
             <w:tcBorders>
               <w:top w:val="single" w:sz="4" w:color="000000"/>
               <w:left w:val="single" w:sz="4" w:color="000000"/>
@@ -722,17 +606,13 @@
           </w:tcPr>
           <w:p>
             <w:r>
-              <w:rPr>
-                <w:b/>
-                <w:sz w:val="20"/>
-              </w:rPr>
-              <w:t>Particulars of charge sheeted Person</w:t>
+              <w:t>Particulars of accused</w:t>
             </w:r>
           </w:p>
         </w:tc>
         <w:tc>
           <w:tcPr>
-            <w:tcW w:type="dxa" w:w="5669"/>
+            <w:tcW w:type="dxa" w:w="3324"/>
             <w:tcBorders>
               <w:top w:val="single" w:sz="4" w:color="000000"/>
               <w:left w:val="single" w:sz="4" w:color="000000"/>
@@ -742,17 +622,7 @@
           </w:tcPr>
           <w:p>
             <w:r>
-              <w:rPr>
-                <w:sz w:val="20"/>
-              </w:rPr>
-              <w:t xml:space="preserve">A1.  S/o , Age: None years, Caste: , Occ: , R/o </w:t>
-              <w:br/>
-              <w:t xml:space="preserve">A2.  S/o , Age: None years, Caste: , Occ: , R/o </w:t>
-              <w:br/>
-              <w:br/>
-              <w:t>a) Date of arrest, release, Forwarded to Court.</w:t>
-              <w:br/>
-              <w:t xml:space="preserve">   Served a notice U/s 35(3) BNSS to accused on 23.02.2026</w:t>
+              <w:t xml:space="preserve">[ ACCUSED DETAILS ]</w:t>
             </w:r>
           </w:p>
         </w:tc>
@@ -760,7 +630,7 @@
       <w:tr>
         <w:tc>
           <w:tcPr>
-            <w:tcW w:type="dxa" w:w="680"/>
+            <w:tcW w:type="dxa" w:w="3324"/>
             <w:tcBorders>
               <w:top w:val="single" w:sz="4" w:color="000000"/>
               <w:left w:val="single" w:sz="4" w:color="000000"/>
@@ -773,17 +643,13 @@
               <w:jc w:val="center"/>
             </w:pPr>
             <w:r>
-              <w:rPr>
-                <w:b/>
-                <w:sz w:val="20"/>
-              </w:rPr>
               <w:t>12</w:t>
             </w:r>
           </w:p>
         </w:tc>
         <w:tc>
           <w:tcPr>
-            <w:tcW w:type="dxa" w:w="2835"/>
+            <w:tcW w:type="dxa" w:w="3324"/>
             <w:tcBorders>
               <w:top w:val="single" w:sz="4" w:color="000000"/>
               <w:left w:val="single" w:sz="4" w:color="000000"/>
@@ -793,17 +659,13 @@
           </w:tcPr>
           <w:p>
             <w:r>
-              <w:rPr>
-                <w:b/>
-                <w:sz w:val="20"/>
-              </w:rPr>
-              <w:t>Particulars of sureties if Released on bail / Previous convictions / Absconding</w:t>
+              <w:t>Sureties/Convictions/Absconding</w:t>
             </w:r>
           </w:p>
         </w:tc>
         <w:tc>
           <w:tcPr>
-            <w:tcW w:type="dxa" w:w="5669"/>
+            <w:tcW w:type="dxa" w:w="3324"/>
             <w:tcBorders>
               <w:top w:val="single" w:sz="4" w:color="000000"/>
               <w:left w:val="single" w:sz="4" w:color="000000"/>
@@ -813,14 +675,7 @@
           </w:tcPr>
           <w:p>
             <w:r>
-              <w:rPr>
-                <w:sz w:val="20"/>
-              </w:rPr>
-              <w:t>b) Particulars of sureties if Released on bail. --</w:t>
-              <w:br/>
-              <w:t>c) Previous convictions if any. --</w:t>
-              <w:br/>
-              <w:t>d) Particulars of accused Persons absconding. --</w:t>
+              <w:t>---</w:t>
             </w:r>
           </w:p>
         </w:tc>
@@ -828,7 +683,7 @@
       <w:tr>
         <w:tc>
           <w:tcPr>
-            <w:tcW w:type="dxa" w:w="680"/>
+            <w:tcW w:type="dxa" w:w="3324"/>
             <w:tcBorders>
               <w:top w:val="single" w:sz="4" w:color="000000"/>
               <w:left w:val="single" w:sz="4" w:color="000000"/>
@@ -841,17 +696,13 @@
               <w:jc w:val="center"/>
             </w:pPr>
             <w:r>
-              <w:rPr>
-                <w:b/>
-                <w:sz w:val="20"/>
-              </w:rPr>
               <w:t>13</w:t>
             </w:r>
           </w:p>
         </w:tc>
         <w:tc>
           <w:tcPr>
-            <w:tcW w:type="dxa" w:w="2835"/>
+            <w:tcW w:type="dxa" w:w="3324"/>
             <w:tcBorders>
               <w:top w:val="single" w:sz="4" w:color="000000"/>
               <w:left w:val="single" w:sz="4" w:color="000000"/>
@@ -861,17 +712,13 @@
           </w:tcPr>
           <w:p>
             <w:r>
-              <w:rPr>
-                <w:b/>
-                <w:sz w:val="20"/>
-              </w:rPr>
-              <w:t>Particulars of accused persons not charge sheeted</w:t>
+              <w:t>Accused not charge sheeted</w:t>
             </w:r>
           </w:p>
         </w:tc>
         <w:tc>
           <w:tcPr>
-            <w:tcW w:type="dxa" w:w="5669"/>
+            <w:tcW w:type="dxa" w:w="3324"/>
             <w:tcBorders>
               <w:top w:val="single" w:sz="4" w:color="000000"/>
               <w:left w:val="single" w:sz="4" w:color="000000"/>
@@ -881,9 +728,6 @@
           </w:tcPr>
           <w:p>
             <w:r>
-              <w:rPr>
-                <w:sz w:val="20"/>
-              </w:rPr>
               <w:t>---</w:t>
             </w:r>
           </w:p>
@@ -892,7 +736,7 @@
       <w:tr>
         <w:tc>
           <w:tcPr>
-            <w:tcW w:type="dxa" w:w="680"/>
+            <w:tcW w:type="dxa" w:w="3324"/>
             <w:tcBorders>
               <w:top w:val="single" w:sz="4" w:color="000000"/>
               <w:left w:val="single" w:sz="4" w:color="000000"/>
@@ -905,17 +749,13 @@
               <w:jc w:val="center"/>
             </w:pPr>
             <w:r>
-              <w:rPr>
-                <w:b/>
-                <w:sz w:val="20"/>
-              </w:rPr>
               <w:t>14</w:t>
             </w:r>
           </w:p>
         </w:tc>
         <w:tc>
           <w:tcPr>
-            <w:tcW w:type="dxa" w:w="2835"/>
+            <w:tcW w:type="dxa" w:w="3324"/>
             <w:tcBorders>
               <w:top w:val="single" w:sz="4" w:color="000000"/>
               <w:left w:val="single" w:sz="4" w:color="000000"/>
@@ -925,17 +765,13 @@
           </w:tcPr>
           <w:p>
             <w:r>
-              <w:rPr>
-                <w:b/>
-                <w:sz w:val="20"/>
-              </w:rPr>
-              <w:t>Particulars of the witnesses to be examined</w:t>
+              <w:t>Witnesses to be examined</w:t>
             </w:r>
           </w:p>
         </w:tc>
         <w:tc>
           <w:tcPr>
-            <w:tcW w:type="dxa" w:w="5669"/>
+            <w:tcW w:type="dxa" w:w="3324"/>
             <w:tcBorders>
               <w:top w:val="single" w:sz="4" w:color="000000"/>
               <w:left w:val="single" w:sz="4" w:color="000000"/>
@@ -945,19 +781,7 @@
           </w:tcPr>
           <w:p>
             <w:r>
-              <w:rPr>
-                <w:sz w:val="20"/>
-              </w:rPr>
-              <w:t xml:space="preserve">LW-1. Sri.  S/o , Age:  Yrs., Caste: , Occ: , R/o </w:t>
-              <w:br/>
-              <w:br/>
-              <w:t xml:space="preserve">LW-2. Sri.  S/o , Age:  Yrs., Caste: , Occ: , R/o </w:t>
-              <w:br/>
-              <w:br/>
-              <w:t xml:space="preserve">LW-3. Sri.  S/o , Age:  Yrs., Caste: , Occ: , R/o </w:t>
-              <w:br/>
-              <w:br/>
-              <w:t xml:space="preserve">LW-4. Sri.  S/o , Age:  Yrs., Caste: , Occ: , R/o </w:t>
+              <w:t xml:space="preserve">[ WITNESS DETAILS ]</w:t>
             </w:r>
           </w:p>
         </w:tc>
@@ -965,7 +789,7 @@
       <w:tr>
         <w:tc>
           <w:tcPr>
-            <w:tcW w:type="dxa" w:w="680"/>
+            <w:tcW w:type="dxa" w:w="3324"/>
             <w:tcBorders>
               <w:top w:val="single" w:sz="4" w:color="000000"/>
               <w:left w:val="single" w:sz="4" w:color="000000"/>
@@ -978,17 +802,13 @@
               <w:jc w:val="center"/>
             </w:pPr>
             <w:r>
-              <w:rPr>
-                <w:b/>
-                <w:sz w:val="20"/>
-              </w:rPr>
               <w:t>15</w:t>
             </w:r>
           </w:p>
         </w:tc>
         <w:tc>
           <w:tcPr>
-            <w:tcW w:type="dxa" w:w="2835"/>
+            <w:tcW w:type="dxa" w:w="3324"/>
             <w:tcBorders>
               <w:top w:val="single" w:sz="4" w:color="000000"/>
               <w:left w:val="single" w:sz="4" w:color="000000"/>
@@ -998,17 +818,13 @@
           </w:tcPr>
           <w:p>
             <w:r>
-              <w:rPr>
-                <w:b/>
-                <w:sz w:val="20"/>
-              </w:rPr>
               <w:t>Result of Lab Analysis</w:t>
             </w:r>
           </w:p>
         </w:tc>
         <w:tc>
           <w:tcPr>
-            <w:tcW w:type="dxa" w:w="5669"/>
+            <w:tcW w:type="dxa" w:w="3324"/>
             <w:tcBorders>
               <w:top w:val="single" w:sz="4" w:color="000000"/>
               <w:left w:val="single" w:sz="4" w:color="000000"/>
@@ -1018,10 +834,7 @@
           </w:tcPr>
           <w:p>
             <w:r>
-              <w:rPr>
-                <w:sz w:val="20"/>
-              </w:rPr>
-              <w:t>---</w:t>
+              <w:t xml:space="preserve">---</w:t>
             </w:r>
           </w:p>
         </w:tc>
@@ -1029,7 +842,7 @@
       <w:tr>
         <w:tc>
           <w:tcPr>
-            <w:tcW w:type="dxa" w:w="680"/>
+            <w:tcW w:type="dxa" w:w="3324"/>
             <w:tcBorders>
               <w:top w:val="single" w:sz="4" w:color="000000"/>
               <w:left w:val="single" w:sz="4" w:color="000000"/>
@@ -1042,17 +855,13 @@
               <w:jc w:val="center"/>
             </w:pPr>
             <w:r>
-              <w:rPr>
-                <w:b/>
-                <w:sz w:val="20"/>
-              </w:rPr>
               <w:t>16</w:t>
             </w:r>
           </w:p>
         </w:tc>
         <w:tc>
           <w:tcPr>
-            <w:tcW w:type="dxa" w:w="2835"/>
+            <w:tcW w:type="dxa" w:w="3324"/>
             <w:tcBorders>
               <w:top w:val="single" w:sz="4" w:color="000000"/>
               <w:left w:val="single" w:sz="4" w:color="000000"/>
@@ -1062,17 +871,13 @@
           </w:tcPr>
           <w:p>
             <w:r>
-              <w:rPr>
-                <w:b/>
-                <w:sz w:val="20"/>
-              </w:rPr>
               <w:t>Brief facts of the case</w:t>
             </w:r>
           </w:p>
         </w:tc>
         <w:tc>
           <w:tcPr>
-            <w:tcW w:type="dxa" w:w="5669"/>
+            <w:tcW w:type="dxa" w:w="3324"/>
             <w:tcBorders>
               <w:top w:val="single" w:sz="4" w:color="000000"/>
               <w:left w:val="single" w:sz="4" w:color="000000"/>
@@ -1082,9 +887,23 @@
           </w:tcPr>
           <w:p>
             <w:r>
-              <w:rPr>
-                <w:sz w:val="20"/>
-              </w:rPr>
+              <w:t xml:space="preserve">As the case particulars and “Raw document contents” have not been provided (FIR No. 123 is mentioned, but Sections/Complainant/Accused/Place/Date are blank), a factual “Brief Facts” summary cannot be drafted without risking assumptions. For a Charge Sheet, the brief facts must strictly reflect the FIR and material collected during investigation.</w:t>
+              <w:br/>
+              <w:t xml:space="preserve"/>
+              <w:br/>
+              <w:t xml:space="preserve">Kindly share the following from the case documents, and I will generate a 3–4 paragraph “Brief Facts” section in proper Charge Sheet style:</w:t>
+              <w:br/>
+              <w:t xml:space="preserve">1) FIR registration details: Date/Time of FIR, Police Station, FIR content/gist, Sections invoked, complainant details.  </w:t>
+              <w:br/>
+              <w:t xml:space="preserve">2) Occurrence details: Date/Time/Place of incident, sequence of events as per complaint/witnesses.  </w:t>
+              <w:br/>
+              <w:t xml:space="preserve">3) Accused details and alleged role: Names/addresses, specific acts attributed to each accused.  </w:t>
+              <w:br/>
+              <w:t xml:space="preserve">4) Evidence collected: Statements recorded (u/s 161 CrPC), any 164 CrPC statements, seizure memos, recovered articles, medical examination/MLC, scene of crime inspection, CCTV/Call Detail Records/digital evidence, expert reports (FSL), arrest and remand details, TIP if conducted.</w:t>
+              <w:br/>
+              <w:t xml:space="preserve"/>
+              <w:br/>
+              <w:t xml:space="preserve">If you paste the FIR narrative and the investigation notes (or upload the documents), I will produce a formal, factual “Brief Facts” summary that includes: (i) complaint registration details, (ii) nature of offence, (iii) role of accused, and (iv) evidence collected—without opinions or assumptions.</w:t>
             </w:r>
           </w:p>
         </w:tc>
@@ -1092,7 +911,7 @@
       <w:tr>
         <w:tc>
           <w:tcPr>
-            <w:tcW w:type="dxa" w:w="680"/>
+            <w:tcW w:type="dxa" w:w="3324"/>
             <w:tcBorders>
               <w:top w:val="single" w:sz="4" w:color="000000"/>
               <w:left w:val="single" w:sz="4" w:color="000000"/>
@@ -1105,17 +924,13 @@
               <w:jc w:val="center"/>
             </w:pPr>
             <w:r>
-              <w:rPr>
-                <w:b/>
-                <w:sz w:val="20"/>
-              </w:rPr>
               <w:t>17</w:t>
             </w:r>
           </w:p>
         </w:tc>
         <w:tc>
           <w:tcPr>
-            <w:tcW w:type="dxa" w:w="2835"/>
+            <w:tcW w:type="dxa" w:w="3324"/>
             <w:tcBorders>
               <w:top w:val="single" w:sz="4" w:color="000000"/>
               <w:left w:val="single" w:sz="4" w:color="000000"/>
@@ -1125,17 +940,13 @@
           </w:tcPr>
           <w:p>
             <w:r>
-              <w:rPr>
-                <w:b/>
-                <w:sz w:val="20"/>
-              </w:rPr>
-              <w:t>Is ack. Copy of notice to complainant enclosed</w:t>
+              <w:t>Notice to complainant</w:t>
             </w:r>
           </w:p>
         </w:tc>
         <w:tc>
           <w:tcPr>
-            <w:tcW w:type="dxa" w:w="5669"/>
+            <w:tcW w:type="dxa" w:w="3324"/>
             <w:tcBorders>
               <w:top w:val="single" w:sz="4" w:color="000000"/>
               <w:left w:val="single" w:sz="4" w:color="000000"/>
@@ -1145,9 +956,6 @@
           </w:tcPr>
           <w:p>
             <w:r>
-              <w:rPr>
-                <w:sz w:val="20"/>
-              </w:rPr>
               <w:t>---</w:t>
             </w:r>
           </w:p>
@@ -1156,7 +964,7 @@
       <w:tr>
         <w:tc>
           <w:tcPr>
-            <w:tcW w:type="dxa" w:w="680"/>
+            <w:tcW w:type="dxa" w:w="3324"/>
             <w:tcBorders>
               <w:top w:val="single" w:sz="4" w:color="000000"/>
               <w:left w:val="single" w:sz="4" w:color="000000"/>
@@ -1169,17 +977,13 @@
               <w:jc w:val="center"/>
             </w:pPr>
             <w:r>
-              <w:rPr>
-                <w:b/>
-                <w:sz w:val="20"/>
-              </w:rPr>
               <w:t>18</w:t>
             </w:r>
           </w:p>
         </w:tc>
         <w:tc>
           <w:tcPr>
-            <w:tcW w:type="dxa" w:w="2835"/>
+            <w:tcW w:type="dxa" w:w="3324"/>
             <w:tcBorders>
               <w:top w:val="single" w:sz="4" w:color="000000"/>
               <w:left w:val="single" w:sz="4" w:color="000000"/>
@@ -1189,17 +993,13 @@
           </w:tcPr>
           <w:p>
             <w:r>
-              <w:rPr>
-                <w:b/>
-                <w:sz w:val="20"/>
-              </w:rPr>
               <w:t>Dispatched on</w:t>
             </w:r>
           </w:p>
         </w:tc>
         <w:tc>
           <w:tcPr>
-            <w:tcW w:type="dxa" w:w="5669"/>
+            <w:tcW w:type="dxa" w:w="3324"/>
             <w:tcBorders>
               <w:top w:val="single" w:sz="4" w:color="000000"/>
               <w:left w:val="single" w:sz="4" w:color="000000"/>
@@ -1209,10 +1009,7 @@
           </w:tcPr>
           <w:p>
             <w:r>
-              <w:rPr>
-                <w:sz w:val="20"/>
-              </w:rPr>
-              <w:t>31.03.2026</w:t>
+              <w:t xml:space="preserve">02.04.2026</w:t>
             </w:r>
           </w:p>
         </w:tc>
@@ -1227,7 +1024,7 @@
         <w:t xml:space="preserve">PRAYER: </w:t>
       </w:r>
       <w:r>
-        <w:t>Therefore, the Hon'ble Court is prayed that the accused persons mentioned in column No. 11 of this charge sheet may be tried and dealt with suitably as per law.</w:t>
+        <w:t>Therefore, the Hon'ble Court is prayed that the accused persons mentioned in column No. 11 may be tried and dealt with suitably as per law.</w:t>
       </w:r>
     </w:p>
     <w:p/>
@@ -1239,21 +1036,16 @@
       <w:r>
         <w:t>Signature of Investigation Officer</w:t>
         <w:br/>
-      </w:r>
-      <w:r>
+        <w:t xml:space="preserve"/>
         <w:br/>
-      </w:r>
-      <w:r>
-        <w:t>Sub Inspector of Police</w:t>
+        <w:t xml:space="preserve">Sub Inspector of Police</w:t>
         <w:br/>
-      </w:r>
-      <w:r>
-        <w:t>PS Makthal</w:t>
+        <w:t xml:space="preserve">PS Makthal</w:t>
       </w:r>
     </w:p>
     <w:sectPr>
       <w:pgSz w:w="12240" w:h="15840"/>
-      <w:pgMar w:top="850" w:right="850" w:bottom="850" w:left="850" w:header="720" w:footer="720" w:gutter="0"/>
+      <w:pgMar w:top="850" w:right="1134" w:bottom="850" w:left="1134" w:header="720" w:footer="720" w:gutter="0"/>
       <w:cols w:space="720"/>
       <w:docGrid w:linePitch="360"/>
     </w:sectPr>
